--- a/internal_doc/add_new_machine.docx
+++ b/internal_doc/add_new_machine.docx
@@ -134,9 +134,6 @@
           <w:numId w:val="0"/>
         </w:numPr>
         <w:ind w:left="777"/>
-        <w:rPr>
-          <w:rFonts w:hint="eastAsia"/>
-        </w:rPr>
       </w:pPr>
       <w:r>
         <w:rPr>
@@ -146,11 +143,6 @@
       </w:r>
     </w:p>
     <w:p>
-      <w:pPr>
-        <w:rPr>
-          <w:rFonts w:hint="eastAsia"/>
-        </w:rPr>
-      </w:pPr>
       <w:r>
         <w:rPr>
           <w:rFonts w:hint="eastAsia"/>
@@ -194,19 +186,10 @@
         <w:t>交互的机器</w:t>
       </w:r>
     </w:p>
-    <w:p>
-      <w:pPr>
-        <w:rPr>
-          <w:rFonts w:hint="eastAsia"/>
-        </w:rPr>
-      </w:pPr>
-    </w:p>
+    <w:p/>
     <w:p>
       <w:pPr>
         <w:pStyle w:val="Heading3"/>
-        <w:rPr>
-          <w:rFonts w:hint="eastAsia"/>
-        </w:rPr>
       </w:pPr>
       <w:r>
         <w:rPr>
@@ -216,11 +199,6 @@
       </w:r>
     </w:p>
     <w:p>
-      <w:pPr>
-        <w:rPr>
-          <w:rFonts w:hint="eastAsia"/>
-        </w:rPr>
-      </w:pPr>
       <w:r>
         <w:rPr>
           <w:rFonts w:hint="eastAsia"/>
@@ -252,13 +230,7 @@
         <w:t>。</w:t>
       </w:r>
     </w:p>
-    <w:p>
-      <w:pPr>
-        <w:rPr>
-          <w:rFonts w:hint="eastAsia"/>
-        </w:rPr>
-      </w:pPr>
-    </w:p>
+    <w:p/>
     <w:p>
       <w:r>
         <w:rPr>
@@ -276,9 +248,6 @@
     <w:p>
       <w:pPr>
         <w:pStyle w:val="Heading3"/>
-        <w:rPr>
-          <w:rFonts w:hint="eastAsia"/>
-        </w:rPr>
       </w:pPr>
       <w:r>
         <w:rPr>
@@ -294,11 +263,6 @@
       </w:r>
     </w:p>
     <w:p>
-      <w:pPr>
-        <w:rPr>
-          <w:rFonts w:hint="eastAsia"/>
-        </w:rPr>
-      </w:pPr>
       <w:r>
         <w:rPr>
           <w:rFonts w:hint="eastAsia"/>
@@ -363,11 +327,6 @@
     </w:p>
     <w:p/>
     <w:p>
-      <w:pPr>
-        <w:rPr>
-          <w:rFonts w:hint="eastAsia"/>
-        </w:rPr>
-      </w:pPr>
       <w:r>
         <w:rPr>
           <w:rFonts w:hint="eastAsia"/>
@@ -411,9 +370,6 @@
     <w:p>
       <w:pPr>
         <w:pStyle w:val="Heading3"/>
-        <w:rPr>
-          <w:rFonts w:hint="eastAsia"/>
-        </w:rPr>
       </w:pPr>
       <w:r>
         <w:rPr>
@@ -467,11 +423,6 @@
       </w:r>
     </w:p>
     <w:p>
-      <w:pPr>
-        <w:rPr>
-          <w:rFonts w:hint="eastAsia"/>
-        </w:rPr>
-      </w:pPr>
       <w:r>
         <w:t xml:space="preserve">   </w:t>
       </w:r>
@@ -488,11 +439,6 @@
       </w:r>
     </w:p>
     <w:p>
-      <w:pPr>
-        <w:rPr>
-          <w:rFonts w:hint="eastAsia"/>
-        </w:rPr>
-      </w:pPr>
       <w:r>
         <w:rPr>
           <w:rFonts w:hint="eastAsia"/>
@@ -588,11 +534,6 @@
       </w:r>
     </w:p>
     <w:p>
-      <w:pPr>
-        <w:rPr>
-          <w:rFonts w:hint="eastAsia"/>
-        </w:rPr>
-      </w:pPr>
       <w:r>
         <w:rPr>
           <w:rFonts w:hint="eastAsia"/>
@@ -601,11 +542,6 @@
       </w:r>
     </w:p>
     <w:p>
-      <w:pPr>
-        <w:rPr>
-          <w:rFonts w:hint="eastAsia"/>
-        </w:rPr>
-      </w:pPr>
       <w:r>
         <w:rPr>
           <w:rFonts w:hint="eastAsia"/>
@@ -631,11 +567,6 @@
       </w:r>
     </w:p>
     <w:p>
-      <w:pPr>
-        <w:rPr>
-          <w:rFonts w:hint="eastAsia"/>
-        </w:rPr>
-      </w:pPr>
       <w:r>
         <w:rPr>
           <w:rFonts w:hint="eastAsia"/>
@@ -688,11 +619,6 @@
       </w:r>
     </w:p>
     <w:p>
-      <w:pPr>
-        <w:rPr>
-          <w:rFonts w:hint="eastAsia"/>
-        </w:rPr>
-      </w:pPr>
       <w:r>
         <w:rPr>
           <w:rFonts w:hint="eastAsia"/>
@@ -716,6 +642,11 @@
       </w:r>
     </w:p>
     <w:p>
+      <w:pPr>
+        <w:rPr>
+          <w:rFonts w:hint="eastAsia"/>
+        </w:rPr>
+      </w:pPr>
       <w:r>
         <w:rPr>
           <w:rFonts w:hint="eastAsia"/>
@@ -728,10 +659,61 @@
         </w:rPr>
         <w:t>jdk1.7</w:t>
       </w:r>
+      <w:r>
+        <w:rPr>
+          <w:rFonts w:hint="eastAsia"/>
+        </w:rPr>
+        <w:t>，分支</w:t>
+      </w:r>
+      <w:r>
+        <w:rPr>
+          <w:rFonts w:hint="eastAsia"/>
+        </w:rPr>
+        <w:t>2.6</w:t>
+      </w:r>
+      <w:r>
+        <w:rPr>
+          <w:rFonts w:hint="eastAsia"/>
+        </w:rPr>
+        <w:t>要求</w:t>
+      </w:r>
+      <w:r>
+        <w:rPr>
+          <w:rFonts w:hint="eastAsia"/>
+        </w:rPr>
+        <w:t>jdk1.7</w:t>
+      </w:r>
+      <w:r>
+        <w:rPr>
+          <w:rFonts w:hint="eastAsia"/>
+        </w:rPr>
+        <w:t>，分支</w:t>
+      </w:r>
+      <w:r>
+        <w:rPr>
+          <w:rFonts w:hint="eastAsia"/>
+        </w:rPr>
+        <w:t>1.12</w:t>
+      </w:r>
+      <w:r>
+        <w:rPr>
+          <w:rFonts w:hint="eastAsia"/>
+        </w:rPr>
+        <w:t>要求</w:t>
+      </w:r>
+      <w:r>
+        <w:rPr>
+          <w:rFonts w:hint="eastAsia"/>
+        </w:rPr>
+        <w:t>jdk1.6</w:t>
+      </w:r>
     </w:p>
     <w:p>
       <w:pPr>
         <w:pStyle w:val="Heading3"/>
+        <w:rPr>
+          <w:rFonts w:hint="eastAsia"/>
+        </w:rPr>
       </w:pPr>
       <w:r>
         <w:rPr>
@@ -743,6 +725,322 @@
         <w:rPr>
           <w:rFonts w:hint="eastAsia"/>
         </w:rPr>
+        <w:t>php</w:t>
+      </w:r>
+    </w:p>
+    <w:p>
+      <w:r>
+        <w:rPr>
+          <w:rFonts w:hint="eastAsia"/>
+        </w:rPr>
+        <w:tab/>
+      </w:r>
+      <w:r>
+        <w:rPr>
+          <w:rFonts w:hint="eastAsia"/>
+        </w:rPr>
+        <w:tab/>
+      </w:r>
+      <w:r>
+        <w:rPr>
+          <w:rFonts w:hint="eastAsia"/>
+        </w:rPr>
+        <w:t>用于【测试机】</w:t>
+      </w:r>
+      <w:r>
+        <w:rPr>
+          <w:rFonts w:hint="eastAsia"/>
+        </w:rPr>
+        <w:tab/>
+      </w:r>
+      <w:r>
+        <w:rPr>
+          <w:rFonts w:hint="eastAsia"/>
+        </w:rPr>
+        <w:t>。</w:t>
+      </w:r>
+    </w:p>
+    <w:p/>
+    <w:p>
+      <w:pPr>
+        <w:rPr>
+          <w:rFonts w:hint="eastAsia"/>
+        </w:rPr>
+      </w:pPr>
+      <w:r>
+        <w:rPr>
+          <w:rFonts w:hint="eastAsia"/>
+        </w:rPr>
+        <w:tab/>
+      </w:r>
+      <w:r>
+        <w:rPr>
+          <w:rFonts w:hint="eastAsia"/>
+        </w:rPr>
+        <w:tab/>
+      </w:r>
+      <w:r>
+        <w:rPr>
+          <w:rFonts w:hint="eastAsia"/>
+        </w:rPr>
+        <w:t>主干测试要求</w:t>
+      </w:r>
+      <w:r>
+        <w:rPr>
+          <w:rFonts w:hint="eastAsia"/>
+        </w:rPr>
+        <w:t>php5.4 php5.5 php5.6</w:t>
+      </w:r>
+      <w:r>
+        <w:rPr>
+          <w:rFonts w:hint="eastAsia"/>
+        </w:rPr>
+        <w:t>，分支</w:t>
+      </w:r>
+      <w:r>
+        <w:rPr>
+          <w:rFonts w:hint="eastAsia"/>
+        </w:rPr>
+        <w:t>2.6</w:t>
+      </w:r>
+      <w:r>
+        <w:rPr>
+          <w:rFonts w:hint="eastAsia"/>
+        </w:rPr>
+        <w:t>和分支</w:t>
+      </w:r>
+      <w:r>
+        <w:rPr>
+          <w:rFonts w:hint="eastAsia"/>
+        </w:rPr>
+        <w:t>1.12</w:t>
+      </w:r>
+      <w:r>
+        <w:rPr>
+          <w:rFonts w:hint="eastAsia"/>
+        </w:rPr>
+        <w:t>要求</w:t>
+      </w:r>
+      <w:r>
+        <w:rPr>
+          <w:rFonts w:hint="eastAsia"/>
+        </w:rPr>
+        <w:t>php5.4</w:t>
+      </w:r>
+      <w:r>
+        <w:rPr>
+          <w:rFonts w:hint="eastAsia"/>
+        </w:rPr>
+        <w:t>。</w:t>
+      </w:r>
+    </w:p>
+    <w:p>
+      <w:pPr>
+        <w:rPr>
+          <w:rFonts w:hint="eastAsia"/>
+        </w:rPr>
+      </w:pPr>
+      <w:r>
+        <w:rPr>
+          <w:rFonts w:hint="eastAsia"/>
+        </w:rPr>
+        <w:tab/>
+      </w:r>
+      <w:r>
+        <w:rPr>
+          <w:rFonts w:hint="eastAsia"/>
+        </w:rPr>
+        <w:tab/>
+      </w:r>
+      <w:r>
+        <w:rPr>
+          <w:rFonts w:hint="eastAsia"/>
+        </w:rPr>
+        <w:t>安装目录下</w:t>
+      </w:r>
+      <w:r>
+        <w:rPr>
+          <w:rFonts w:hint="eastAsia"/>
+        </w:rPr>
+        <w:t>tools/server/php</w:t>
+      </w:r>
+      <w:r>
+        <w:rPr>
+          <w:rFonts w:hint="eastAsia"/>
+        </w:rPr>
+        <w:t>自带了</w:t>
+      </w:r>
+      <w:r>
+        <w:rPr>
+          <w:rFonts w:hint="eastAsia"/>
+        </w:rPr>
+        <w:t>php5.4</w:t>
+      </w:r>
+      <w:r>
+        <w:rPr>
+          <w:rFonts w:hint="eastAsia"/>
+        </w:rPr>
+        <w:t>，因此</w:t>
+      </w:r>
+      <w:r>
+        <w:rPr>
+          <w:rFonts w:hint="eastAsia"/>
+        </w:rPr>
+        <w:t>php5.4</w:t>
+      </w:r>
+      <w:r>
+        <w:rPr>
+          <w:rFonts w:hint="eastAsia"/>
+        </w:rPr>
+        <w:t>不需要布置环境，</w:t>
+      </w:r>
+      <w:r>
+        <w:rPr>
+          <w:rFonts w:hint="eastAsia"/>
+        </w:rPr>
+        <w:t>php5.5 php5.6</w:t>
+      </w:r>
+      <w:r>
+        <w:rPr>
+          <w:rFonts w:hint="eastAsia"/>
+        </w:rPr>
+        <w:t>需要安装在机器上。</w:t>
+      </w:r>
+    </w:p>
+    <w:p>
+      <w:pPr>
+        <w:rPr>
+          <w:rFonts w:hint="eastAsia"/>
+        </w:rPr>
+      </w:pPr>
+      <w:r>
+        <w:rPr>
+          <w:rFonts w:hint="eastAsia"/>
+        </w:rPr>
+        <w:tab/>
+      </w:r>
+      <w:r>
+        <w:rPr>
+          <w:rFonts w:hint="eastAsia"/>
+        </w:rPr>
+        <w:tab/>
+      </w:r>
+      <w:r>
+        <w:rPr>
+          <w:rFonts w:hint="eastAsia"/>
+        </w:rPr>
+        <w:t>安装方式如下：</w:t>
+      </w:r>
+    </w:p>
+    <w:p>
+      <w:r>
+        <w:rPr>
+          <w:rFonts w:hint="eastAsia"/>
+        </w:rPr>
+        <w:tab/>
+      </w:r>
+      <w:r>
+        <w:rPr>
+          <w:rFonts w:hint="eastAsia"/>
+        </w:rPr>
+        <w:tab/>
+      </w:r>
+      <w:r>
+        <w:rPr>
+          <w:rFonts w:hint="eastAsia"/>
+        </w:rPr>
+        <w:t>拷贝</w:t>
+      </w:r>
+      <w:r>
+        <w:rPr>
+          <w:rFonts w:hint="eastAsia"/>
+        </w:rPr>
+        <w:t>trunk/tools/server/</w:t>
+      </w:r>
+      <w:r>
+        <w:t>php_testVersions</w:t>
+      </w:r>
+      <w:r>
+        <w:rPr>
+          <w:rFonts w:hint="eastAsia"/>
+        </w:rPr>
+        <w:t>下相应的版本到机器上的</w:t>
+      </w:r>
+      <w:r>
+        <w:rPr>
+          <w:rFonts w:hint="eastAsia"/>
+        </w:rPr>
+        <w:t>/opt</w:t>
+      </w:r>
+      <w:r>
+        <w:rPr>
+          <w:rFonts w:hint="eastAsia"/>
+        </w:rPr>
+        <w:t>下，目录重命名为</w:t>
+      </w:r>
+      <w:r>
+        <w:rPr>
+          <w:rFonts w:hint="eastAsia"/>
+        </w:rPr>
+        <w:t>php_5.x.x</w:t>
+      </w:r>
+      <w:r>
+        <w:rPr>
+          <w:rFonts w:hint="eastAsia"/>
+        </w:rPr>
+        <w:t>。如拷贝</w:t>
+      </w:r>
+      <w:r>
+        <w:rPr>
+          <w:rFonts w:hint="eastAsia"/>
+        </w:rPr>
+        <w:t>trunk/tools/server/</w:t>
+      </w:r>
+      <w:r>
+        <w:t>php_testVersions</w:t>
+      </w:r>
+      <w:r>
+        <w:rPr>
+          <w:rFonts w:hint="eastAsia"/>
+        </w:rPr>
+        <w:t>/</w:t>
+      </w:r>
+      <w:r>
+        <w:t>php_linux_5.5.0</w:t>
+      </w:r>
+      <w:r>
+        <w:rPr>
+          <w:rFonts w:hint="eastAsia"/>
+        </w:rPr>
+        <w:t>到</w:t>
+      </w:r>
+      <w:r>
+        <w:rPr>
+          <w:rFonts w:hint="eastAsia"/>
+        </w:rPr>
+        <w:t>/opt/php_5.5.0</w:t>
+      </w:r>
+      <w:r>
+        <w:rPr>
+          <w:rFonts w:hint="eastAsia"/>
+        </w:rPr>
+        <w:t>。</w:t>
+      </w:r>
+    </w:p>
+    <w:p>
+      <w:pPr>
+        <w:pStyle w:val="Heading3"/>
+      </w:pPr>
+      <w:r>
+        <w:rPr>
+          <w:rFonts w:hint="eastAsia"/>
+        </w:rPr>
+        <w:t>安装</w:t>
+      </w:r>
+      <w:r>
+        <w:rPr>
+          <w:rFonts w:hint="eastAsia"/>
+        </w:rPr>
         <w:t>ant</w:t>
       </w:r>
     </w:p>
@@ -779,11 +1077,6 @@
       </w:r>
     </w:p>
     <w:p>
-      <w:pPr>
-        <w:rPr>
-          <w:rFonts w:hint="eastAsia"/>
-        </w:rPr>
-      </w:pPr>
       <w:r>
         <w:rPr>
           <w:rFonts w:hint="eastAsia"/>
@@ -792,11 +1085,6 @@
       </w:r>
     </w:p>
     <w:p>
-      <w:pPr>
-        <w:rPr>
-          <w:rFonts w:hint="eastAsia"/>
-        </w:rPr>
-      </w:pPr>
       <w:r>
         <w:rPr>
           <w:rFonts w:hint="eastAsia"/>
@@ -822,11 +1110,6 @@
       </w:r>
     </w:p>
     <w:p>
-      <w:pPr>
-        <w:rPr>
-          <w:rFonts w:hint="eastAsia"/>
-        </w:rPr>
-      </w:pPr>
       <w:r>
         <w:rPr>
           <w:rFonts w:hint="eastAsia"/>
@@ -870,15 +1153,11 @@
     </w:p>
     <w:p>
       <w:r>
+        <w:lastRenderedPageBreak/>
         <w:t xml:space="preserve">   </w:t>
       </w:r>
     </w:p>
     <w:p>
-      <w:pPr>
-        <w:rPr>
-          <w:rFonts w:hint="eastAsia"/>
-        </w:rPr>
-      </w:pPr>
       <w:r>
         <w:rPr>
           <w:rFonts w:hint="eastAsia"/>
@@ -897,9 +1176,6 @@
     <w:p>
       <w:pPr>
         <w:pStyle w:val="Heading3"/>
-        <w:rPr>
-          <w:rFonts w:hint="eastAsia"/>
-        </w:rPr>
       </w:pPr>
       <w:r>
         <w:rPr>
@@ -948,11 +1224,6 @@
     </w:p>
     <w:p/>
     <w:p>
-      <w:pPr>
-        <w:rPr>
-          <w:rFonts w:hint="eastAsia"/>
-        </w:rPr>
-      </w:pPr>
       <w:r>
         <w:rPr>
           <w:rFonts w:hint="eastAsia"/>
@@ -986,531 +1257,458 @@
     </w:p>
     <w:p/>
     <w:p>
-      <w:pPr>
-        <w:rPr>
-          <w:rFonts w:hint="eastAsia"/>
-        </w:rPr>
-      </w:pPr>
-      <w:r>
-        <w:rPr>
-          <w:rFonts w:hint="eastAsia"/>
-        </w:rPr>
+      <w:r>
+        <w:rPr>
+          <w:rFonts w:hint="eastAsia"/>
+        </w:rPr>
+        <w:t>配置</w:t>
+      </w:r>
+      <w:r>
+        <w:rPr>
+          <w:rFonts w:hint="eastAsia"/>
+        </w:rPr>
+        <w:t xml:space="preserve">/usr/local/staf/bin/STAF.cfg </w:t>
+      </w:r>
+      <w:r>
+        <w:rPr>
+          <w:rFonts w:hint="eastAsia"/>
+        </w:rPr>
+        <w:t>如下：</w:t>
+      </w:r>
+    </w:p>
+    <w:p>
+      <w:r>
+        <w:t>TRUST LEVEL 5 MACHINE 192.168.20.*</w:t>
+      </w:r>
+    </w:p>
+    <w:p>
+      <w:r>
+        <w:t>TRUST LEVEL 5 MACHINE 192.168.28.*</w:t>
+      </w:r>
+    </w:p>
+    <w:p>
+      <w:r>
+        <w:t>TRUST LEVEL 5 MACHINE 192.168.30.*</w:t>
+      </w:r>
+    </w:p>
+    <w:p/>
+    <w:p>
+      <w:r>
+        <w:rPr>
+          <w:rFonts w:hint="eastAsia"/>
+        </w:rPr>
+        <w:t>配置本机的</w:t>
+      </w:r>
+      <w:r>
+        <w:rPr>
+          <w:rFonts w:hint="eastAsia"/>
+        </w:rPr>
+        <w:t>/etc/hosts</w:t>
+      </w:r>
+      <w:r>
+        <w:rPr>
+          <w:rFonts w:hint="eastAsia"/>
+        </w:rPr>
+        <w:t>，配置其他</w:t>
+      </w:r>
+      <w:r>
+        <w:rPr>
+          <w:rFonts w:hint="eastAsia"/>
+        </w:rPr>
+        <w:t>CI</w:t>
+      </w:r>
+      <w:r>
+        <w:rPr>
+          <w:rFonts w:hint="eastAsia"/>
+        </w:rPr>
+        <w:t>相关机器的</w:t>
+      </w:r>
+      <w:r>
+        <w:rPr>
+          <w:rFonts w:hint="eastAsia"/>
+        </w:rPr>
+        <w:t>/etc/hosts(</w:t>
+      </w:r>
+      <w:r>
+        <w:rPr>
+          <w:rFonts w:hint="eastAsia"/>
+        </w:rPr>
+        <w:t>加入该机的</w:t>
+      </w:r>
+      <w:r>
+        <w:rPr>
+          <w:rFonts w:hint="eastAsia"/>
+        </w:rPr>
+        <w:t>host ip)---</w:t>
+      </w:r>
+      <w:r>
+        <w:rPr>
+          <w:rFonts w:hint="eastAsia"/>
+        </w:rPr>
+        <w:t>不操作此步，会导致</w:t>
+      </w:r>
+      <w:r>
+        <w:rPr>
+          <w:rFonts w:hint="eastAsia"/>
+        </w:rPr>
+        <w:t>staf</w:t>
+      </w:r>
+      <w:r>
+        <w:rPr>
+          <w:rFonts w:hint="eastAsia"/>
+        </w:rPr>
+        <w:t>执行失败</w:t>
+      </w:r>
+    </w:p>
+    <w:p/>
+    <w:p>
+      <w:r>
+        <w:rPr>
+          <w:rFonts w:hint="eastAsia"/>
+        </w:rPr>
+        <w:t>配置</w:t>
+      </w:r>
+      <w:r>
+        <w:rPr>
+          <w:rFonts w:hint="eastAsia"/>
+        </w:rPr>
+        <w:t>/etc/profile</w:t>
+      </w:r>
+      <w:r>
+        <w:rPr>
+          <w:rFonts w:hint="eastAsia"/>
+        </w:rPr>
+        <w:t>和</w:t>
+      </w:r>
+      <w:r>
+        <w:rPr>
+          <w:rFonts w:hint="eastAsia"/>
+        </w:rPr>
+        <w:t>~jenkins/.bashrc</w:t>
+      </w:r>
+    </w:p>
+    <w:p>
+      <w:r>
+        <w:t>LD_LIBRARY_PATH="/usr/local/staf/lib:${LD_LIBRARY_PATH}"</w:t>
+      </w:r>
+    </w:p>
+    <w:p>
+      <w:r>
+        <w:t>CLASSPATH="/usr/local/staf/lib/STAFAnt.jar:${CLASSPATH}"</w:t>
+      </w:r>
+    </w:p>
+    <w:p/>
+    <w:p>
+      <w:r>
+        <w:rPr>
+          <w:rFonts w:hint="eastAsia"/>
+        </w:rPr>
+        <w:t>启动</w:t>
+      </w:r>
+      <w:r>
+        <w:rPr>
+          <w:rFonts w:hint="eastAsia"/>
+        </w:rPr>
+        <w:t xml:space="preserve">staf: cd /usr/local/staf/;./startSTAFProc.sh </w:t>
+      </w:r>
+    </w:p>
+    <w:p/>
+    <w:p>
+      <w:r>
+        <w:rPr>
+          <w:rFonts w:hint="eastAsia"/>
+        </w:rPr>
+        <w:t>加入开机自启动</w:t>
+      </w:r>
+    </w:p>
+    <w:p>
+      <w:r>
+        <w:rPr>
+          <w:rFonts w:hint="eastAsia"/>
+        </w:rPr>
+        <w:t xml:space="preserve">/etc/rc.d/boot.local </w:t>
+      </w:r>
+      <w:r>
+        <w:rPr>
+          <w:rFonts w:hint="eastAsia"/>
+        </w:rPr>
+        <w:t>写入</w:t>
+      </w:r>
+      <w:r>
+        <w:rPr>
+          <w:rFonts w:hint="eastAsia"/>
+        </w:rPr>
+        <w:t>/usr/local/staf/startSTAFProc.sh</w:t>
+      </w:r>
+    </w:p>
+    <w:p>
+      <w:r>
+        <w:rPr>
+          <w:rFonts w:hint="eastAsia"/>
+        </w:rPr>
+        <w:t>centos</w:t>
+      </w:r>
+      <w:r>
+        <w:rPr>
+          <w:rFonts w:hint="eastAsia"/>
+        </w:rPr>
+        <w:t>开机启动脚本是</w:t>
+      </w:r>
+      <w:r>
+        <w:rPr>
+          <w:rFonts w:hint="eastAsia"/>
+        </w:rPr>
+        <w:t>/etc/rc.d/rc.local</w:t>
+      </w:r>
+    </w:p>
+    <w:p>
+      <w:pPr>
+        <w:pStyle w:val="Heading3"/>
+      </w:pPr>
+      <w:r>
+        <w:rPr>
+          <w:rFonts w:hint="eastAsia"/>
+        </w:rPr>
+        <w:t>配置</w:t>
+      </w:r>
+      <w:r>
+        <w:rPr>
+          <w:rFonts w:hint="eastAsia"/>
+        </w:rPr>
+        <w:t>ulimit</w:t>
+      </w:r>
+    </w:p>
+    <w:p>
+      <w:r>
+        <w:rPr>
+          <w:rFonts w:hint="eastAsia"/>
+        </w:rPr>
+        <w:t>用于【测试机】</w:t>
+      </w:r>
+      <w:r>
+        <w:rPr>
+          <w:rFonts w:hint="eastAsia"/>
+        </w:rPr>
+        <w:tab/>
+      </w:r>
+      <w:r>
+        <w:rPr>
+          <w:rFonts w:hint="eastAsia"/>
+        </w:rPr>
+        <w:t>。</w:t>
+      </w:r>
+    </w:p>
+    <w:p/>
+    <w:p>
+      <w:r>
+        <w:rPr>
+          <w:rFonts w:hint="eastAsia"/>
+        </w:rPr>
+        <w:t>在配置文件</w:t>
+      </w:r>
+      <w:r>
+        <w:rPr>
+          <w:rFonts w:hint="eastAsia"/>
+        </w:rPr>
+        <w:t xml:space="preserve"> /etc/security/limits.conf </w:t>
+      </w:r>
+      <w:r>
+        <w:rPr>
+          <w:rFonts w:hint="eastAsia"/>
+        </w:rPr>
+        <w:t>中设置：</w:t>
+      </w:r>
+    </w:p>
+    <w:p>
+      <w:r>
+        <w:t>#&lt;domain&gt;      &lt;type&gt;    &lt;item&gt;        &lt;value&gt;</w:t>
+      </w:r>
+    </w:p>
+    <w:p>
+      <w:r>
+        <w:t>*              soft        core           unlimited</w:t>
+      </w:r>
+    </w:p>
+    <w:p>
+      <w:r>
+        <w:t>*              soft        data           unlimited</w:t>
+      </w:r>
+    </w:p>
+    <w:p>
+      <w:r>
+        <w:t>*              soft       fsize           unlimited</w:t>
+      </w:r>
+    </w:p>
+    <w:p>
+      <w:r>
+        <w:t>*              soft         rss           unlimited</w:t>
+      </w:r>
+    </w:p>
+    <w:p>
+      <w:r>
+        <w:t>*              soft          as           unlimited</w:t>
+      </w:r>
+    </w:p>
+    <w:p>
+      <w:r>
+        <w:t xml:space="preserve">   </w:t>
+      </w:r>
+    </w:p>
+    <w:p>
+      <w:r>
+        <w:rPr>
+          <w:rFonts w:hint="eastAsia"/>
+        </w:rPr>
+        <w:t>在配置文件</w:t>
+      </w:r>
+      <w:r>
+        <w:rPr>
+          <w:rFonts w:hint="eastAsia"/>
+        </w:rPr>
+        <w:t xml:space="preserve"> /etc/security/limits.d/90-nproc.conf </w:t>
+      </w:r>
+      <w:r>
+        <w:rPr>
+          <w:rFonts w:hint="eastAsia"/>
+        </w:rPr>
+        <w:t>中设置：</w:t>
+      </w:r>
+    </w:p>
+    <w:p>
+      <w:r>
         <w:lastRenderedPageBreak/>
-        <w:t>配置</w:t>
-      </w:r>
-      <w:r>
-        <w:rPr>
-          <w:rFonts w:hint="eastAsia"/>
-        </w:rPr>
-        <w:t xml:space="preserve">/usr/local/staf/bin/STAF.cfg </w:t>
-      </w:r>
-      <w:r>
-        <w:rPr>
-          <w:rFonts w:hint="eastAsia"/>
-        </w:rPr>
-        <w:t>如下：</w:t>
-      </w:r>
-    </w:p>
-    <w:p>
-      <w:r>
-        <w:t>TRUST LEVEL 5 MACHINE 192.168.20.*</w:t>
-      </w:r>
-    </w:p>
-    <w:p>
-      <w:r>
-        <w:t>TRUST LEVEL 5 MACHINE 192.168.28.*</w:t>
-      </w:r>
-    </w:p>
-    <w:p>
-      <w:r>
-        <w:t>TRUST LEVEL 5 MACHINE 192.168.30.*</w:t>
+        <w:t>#&lt;domain&gt;      &lt;type&gt;    &lt;item&gt;     &lt;value&gt;</w:t>
+      </w:r>
+    </w:p>
+    <w:p>
+      <w:r>
+        <w:t>*              soft       nproc      unlimited</w:t>
       </w:r>
     </w:p>
     <w:p/>
     <w:p>
       <w:pPr>
-        <w:rPr>
-          <w:rFonts w:hint="eastAsia"/>
-        </w:rPr>
-      </w:pPr>
-      <w:r>
-        <w:rPr>
-          <w:rFonts w:hint="eastAsia"/>
-        </w:rPr>
-        <w:t>配置本机的</w:t>
-      </w:r>
-      <w:r>
-        <w:rPr>
-          <w:rFonts w:hint="eastAsia"/>
-        </w:rPr>
-        <w:t>/etc/hosts</w:t>
-      </w:r>
-      <w:r>
-        <w:rPr>
-          <w:rFonts w:hint="eastAsia"/>
-        </w:rPr>
-        <w:t>，配置其他</w:t>
-      </w:r>
-      <w:r>
-        <w:rPr>
-          <w:rFonts w:hint="eastAsia"/>
-        </w:rPr>
-        <w:t>CI</w:t>
-      </w:r>
-      <w:r>
-        <w:rPr>
-          <w:rFonts w:hint="eastAsia"/>
-        </w:rPr>
-        <w:t>相关机器的</w:t>
-      </w:r>
-      <w:r>
-        <w:rPr>
-          <w:rFonts w:hint="eastAsia"/>
-        </w:rPr>
-        <w:t>/etc/hosts(</w:t>
-      </w:r>
-      <w:r>
-        <w:rPr>
-          <w:rFonts w:hint="eastAsia"/>
-        </w:rPr>
-        <w:t>加入该机的</w:t>
-      </w:r>
-      <w:r>
-        <w:rPr>
-          <w:rFonts w:hint="eastAsia"/>
-        </w:rPr>
-        <w:t>host ip)---</w:t>
-      </w:r>
-      <w:r>
-        <w:rPr>
-          <w:rFonts w:hint="eastAsia"/>
-        </w:rPr>
-        <w:t>不操作此步，会导致</w:t>
-      </w:r>
-      <w:r>
-        <w:rPr>
-          <w:rFonts w:hint="eastAsia"/>
-        </w:rPr>
-        <w:t>staf</w:t>
-      </w:r>
-      <w:r>
-        <w:rPr>
-          <w:rFonts w:hint="eastAsia"/>
-        </w:rPr>
-        <w:t>执行失败</w:t>
+        <w:pStyle w:val="Heading3"/>
+      </w:pPr>
+      <w:r>
+        <w:rPr>
+          <w:rFonts w:hint="eastAsia"/>
+        </w:rPr>
+        <w:t>检查</w:t>
+      </w:r>
+      <w:r>
+        <w:rPr>
+          <w:rFonts w:hint="eastAsia"/>
+        </w:rPr>
+        <w:t>scons</w:t>
+      </w:r>
+      <w:r>
+        <w:rPr>
+          <w:rFonts w:hint="eastAsia"/>
+        </w:rPr>
+        <w:t>、</w:t>
+      </w:r>
+      <w:r>
+        <w:rPr>
+          <w:rFonts w:hint="eastAsia"/>
+        </w:rPr>
+        <w:t>make</w:t>
+      </w:r>
+    </w:p>
+    <w:p>
+      <w:r>
+        <w:rPr>
+          <w:rFonts w:hint="eastAsia"/>
+        </w:rPr>
+        <w:t>用于【</w:t>
+      </w:r>
+      <w:r>
+        <w:rPr>
+          <w:rFonts w:hint="eastAsia"/>
+        </w:rPr>
+        <w:t>slave</w:t>
+      </w:r>
+      <w:r>
+        <w:rPr>
+          <w:rFonts w:hint="eastAsia"/>
+        </w:rPr>
+        <w:t>机器】</w:t>
+      </w:r>
+      <w:r>
+        <w:rPr>
+          <w:rFonts w:hint="eastAsia"/>
+        </w:rPr>
+        <w:tab/>
+      </w:r>
+      <w:r>
+        <w:rPr>
+          <w:rFonts w:hint="eastAsia"/>
+        </w:rPr>
+        <w:t>。</w:t>
+      </w:r>
+    </w:p>
+    <w:p>
+      <w:r>
+        <w:rPr>
+          <w:rFonts w:hint="eastAsia"/>
+        </w:rPr>
+        <w:t xml:space="preserve">   </w:t>
+      </w:r>
+    </w:p>
+    <w:p>
+      <w:r>
+        <w:rPr>
+          <w:rFonts w:hint="eastAsia"/>
+        </w:rPr>
+        <w:t>检查</w:t>
+      </w:r>
+      <w:r>
+        <w:rPr>
+          <w:rFonts w:hint="eastAsia"/>
+        </w:rPr>
+        <w:t>slave</w:t>
+      </w:r>
+      <w:r>
+        <w:rPr>
+          <w:rFonts w:hint="eastAsia"/>
+        </w:rPr>
+        <w:t>节点机器上是否有</w:t>
+      </w:r>
+      <w:r>
+        <w:rPr>
+          <w:rFonts w:hint="eastAsia"/>
+        </w:rPr>
+        <w:t>scons</w:t>
+      </w:r>
+      <w:r>
+        <w:rPr>
+          <w:rFonts w:hint="eastAsia"/>
+        </w:rPr>
+        <w:t>和</w:t>
+      </w:r>
+      <w:r>
+        <w:rPr>
+          <w:rFonts w:hint="eastAsia"/>
+        </w:rPr>
+        <w:t>make</w:t>
+      </w:r>
+      <w:r>
+        <w:rPr>
+          <w:rFonts w:hint="eastAsia"/>
+        </w:rPr>
+        <w:t>工具，没有的话要安装</w:t>
+      </w:r>
+    </w:p>
+    <w:p>
+      <w:r>
+        <w:rPr>
+          <w:rFonts w:hint="eastAsia"/>
+        </w:rPr>
+        <w:t>这两个工具用于编译测试代码</w:t>
       </w:r>
     </w:p>
     <w:p/>
-    <w:p>
-      <w:pPr>
-        <w:rPr>
-          <w:rFonts w:hint="eastAsia"/>
-        </w:rPr>
-      </w:pPr>
-      <w:r>
-        <w:rPr>
-          <w:rFonts w:hint="eastAsia"/>
-        </w:rPr>
-        <w:t>配置</w:t>
-      </w:r>
-      <w:r>
-        <w:rPr>
-          <w:rFonts w:hint="eastAsia"/>
-        </w:rPr>
-        <w:t>/etc/profile</w:t>
-      </w:r>
-      <w:r>
-        <w:rPr>
-          <w:rFonts w:hint="eastAsia"/>
-        </w:rPr>
-        <w:t>和</w:t>
-      </w:r>
-      <w:r>
-        <w:rPr>
-          <w:rFonts w:hint="eastAsia"/>
-        </w:rPr>
-        <w:t>~jenkins/.bashrc</w:t>
-      </w:r>
-    </w:p>
-    <w:p>
-      <w:r>
-        <w:t>LD_LIBRARY_PATH="/usr/local/staf/lib:${LD_LIBRARY_PATH}"</w:t>
-      </w:r>
-    </w:p>
-    <w:p>
-      <w:r>
-        <w:t>CLASSPATH="/usr/local/staf/lib/STAFAnt.jar:${CLASSPATH}"</w:t>
-      </w:r>
-    </w:p>
     <w:p/>
-    <w:p>
-      <w:pPr>
-        <w:rPr>
-          <w:rFonts w:hint="eastAsia"/>
-        </w:rPr>
-      </w:pPr>
-      <w:r>
-        <w:rPr>
-          <w:rFonts w:hint="eastAsia"/>
-        </w:rPr>
-        <w:t>启动</w:t>
-      </w:r>
-      <w:r>
-        <w:rPr>
-          <w:rFonts w:hint="eastAsia"/>
-        </w:rPr>
-        <w:t xml:space="preserve">staf: cd /usr/local/staf/;./startSTAFProc.sh </w:t>
-      </w:r>
-    </w:p>
-    <w:p/>
-    <w:p>
-      <w:pPr>
-        <w:rPr>
-          <w:rFonts w:hint="eastAsia"/>
-        </w:rPr>
-      </w:pPr>
-      <w:r>
-        <w:rPr>
-          <w:rFonts w:hint="eastAsia"/>
-        </w:rPr>
-        <w:t>加入开机自启动</w:t>
-      </w:r>
-    </w:p>
-    <w:p>
-      <w:pPr>
-        <w:rPr>
-          <w:rFonts w:hint="eastAsia"/>
-        </w:rPr>
-      </w:pPr>
-      <w:r>
-        <w:rPr>
-          <w:rFonts w:hint="eastAsia"/>
-        </w:rPr>
-        <w:t xml:space="preserve">/etc/rc.d/boot.local </w:t>
-      </w:r>
-      <w:r>
-        <w:rPr>
-          <w:rFonts w:hint="eastAsia"/>
-        </w:rPr>
-        <w:t>写入</w:t>
-      </w:r>
-      <w:r>
-        <w:rPr>
-          <w:rFonts w:hint="eastAsia"/>
-        </w:rPr>
-        <w:t>/usr/local/staf/startSTAFProc.sh</w:t>
-      </w:r>
-    </w:p>
-    <w:p>
-      <w:r>
-        <w:rPr>
-          <w:rFonts w:hint="eastAsia"/>
-        </w:rPr>
-        <w:t>centos</w:t>
-      </w:r>
-      <w:r>
-        <w:rPr>
-          <w:rFonts w:hint="eastAsia"/>
-        </w:rPr>
-        <w:t>开机启动脚本是</w:t>
-      </w:r>
-      <w:r>
-        <w:rPr>
-          <w:rFonts w:hint="eastAsia"/>
-        </w:rPr>
-        <w:t>/etc/rc.d/rc.local</w:t>
-      </w:r>
-    </w:p>
-    <w:p>
-      <w:pPr>
-        <w:pStyle w:val="Heading3"/>
-        <w:rPr>
-          <w:rFonts w:hint="eastAsia"/>
-        </w:rPr>
-      </w:pPr>
-      <w:r>
-        <w:rPr>
-          <w:rFonts w:hint="eastAsia"/>
-        </w:rPr>
-        <w:t>配置</w:t>
-      </w:r>
-      <w:r>
-        <w:rPr>
-          <w:rFonts w:hint="eastAsia"/>
-        </w:rPr>
-        <w:t>ulimit</w:t>
-      </w:r>
-    </w:p>
-    <w:p>
-      <w:r>
-        <w:rPr>
-          <w:rFonts w:hint="eastAsia"/>
-        </w:rPr>
-        <w:t>用于【测试机】</w:t>
-      </w:r>
-      <w:r>
-        <w:rPr>
-          <w:rFonts w:hint="eastAsia"/>
-        </w:rPr>
-        <w:tab/>
-      </w:r>
-      <w:r>
-        <w:rPr>
-          <w:rFonts w:hint="eastAsia"/>
-        </w:rPr>
-        <w:t>。</w:t>
-      </w:r>
-    </w:p>
-    <w:p/>
-    <w:p>
-      <w:pPr>
-        <w:rPr>
-          <w:rFonts w:hint="eastAsia"/>
-        </w:rPr>
-      </w:pPr>
-      <w:r>
-        <w:rPr>
-          <w:rFonts w:hint="eastAsia"/>
-        </w:rPr>
-        <w:t>在配置文件</w:t>
-      </w:r>
-      <w:r>
-        <w:rPr>
-          <w:rFonts w:hint="eastAsia"/>
-        </w:rPr>
-        <w:t xml:space="preserve"> /etc/security/limits.conf </w:t>
-      </w:r>
-      <w:r>
-        <w:rPr>
-          <w:rFonts w:hint="eastAsia"/>
-        </w:rPr>
-        <w:t>中设置：</w:t>
-      </w:r>
-    </w:p>
-    <w:p>
-      <w:r>
-        <w:t>#&lt;domain&gt;      &lt;type&gt;    &lt;item&gt;        &lt;value&gt;</w:t>
-      </w:r>
-    </w:p>
-    <w:p>
-      <w:r>
-        <w:t>*              soft        core           unlimited</w:t>
-      </w:r>
-    </w:p>
-    <w:p>
-      <w:r>
-        <w:t>*              soft        data           unlimited</w:t>
-      </w:r>
-    </w:p>
-    <w:p>
-      <w:r>
-        <w:t>*              soft       fsize           unlimited</w:t>
-      </w:r>
-    </w:p>
-    <w:p>
-      <w:r>
-        <w:t>*              soft         rss           unlimited</w:t>
-      </w:r>
-    </w:p>
-    <w:p>
-      <w:r>
-        <w:t>*              soft          as           unlimited</w:t>
-      </w:r>
-    </w:p>
-    <w:p>
-      <w:r>
-        <w:t xml:space="preserve">   </w:t>
-      </w:r>
-    </w:p>
-    <w:p>
-      <w:pPr>
-        <w:rPr>
-          <w:rFonts w:hint="eastAsia"/>
-        </w:rPr>
-      </w:pPr>
-      <w:r>
-        <w:rPr>
-          <w:rFonts w:hint="eastAsia"/>
-        </w:rPr>
-        <w:t>在配置文件</w:t>
-      </w:r>
-      <w:r>
-        <w:rPr>
-          <w:rFonts w:hint="eastAsia"/>
-        </w:rPr>
-        <w:t xml:space="preserve"> /etc/security/limits.d/90-nproc.conf </w:t>
-      </w:r>
-      <w:r>
-        <w:rPr>
-          <w:rFonts w:hint="eastAsia"/>
-        </w:rPr>
-        <w:t>中设置：</w:t>
-      </w:r>
-    </w:p>
-    <w:p>
-      <w:r>
-        <w:t>#&lt;domain&gt;      &lt;type&gt;    &lt;item&gt;     &lt;value&gt;</w:t>
-      </w:r>
-    </w:p>
-    <w:p>
-      <w:r>
-        <w:t>*              soft       nproc      unlimited</w:t>
-      </w:r>
-    </w:p>
-    <w:p/>
-    <w:p>
-      <w:pPr>
-        <w:pStyle w:val="Heading3"/>
-        <w:rPr>
-          <w:rFonts w:hint="eastAsia"/>
-        </w:rPr>
-      </w:pPr>
-      <w:r>
-        <w:rPr>
-          <w:rFonts w:hint="eastAsia"/>
-        </w:rPr>
-        <w:t>检查</w:t>
-      </w:r>
-      <w:r>
-        <w:rPr>
-          <w:rFonts w:hint="eastAsia"/>
-        </w:rPr>
-        <w:t>scons</w:t>
-      </w:r>
-      <w:r>
-        <w:rPr>
-          <w:rFonts w:hint="eastAsia"/>
-        </w:rPr>
-        <w:t>、</w:t>
-      </w:r>
-      <w:r>
-        <w:rPr>
-          <w:rFonts w:hint="eastAsia"/>
-        </w:rPr>
-        <w:t>make</w:t>
-      </w:r>
-    </w:p>
-    <w:p>
-      <w:r>
-        <w:rPr>
-          <w:rFonts w:hint="eastAsia"/>
-        </w:rPr>
-        <w:t>用于【</w:t>
-      </w:r>
-      <w:r>
-        <w:rPr>
-          <w:rFonts w:hint="eastAsia"/>
-        </w:rPr>
-        <w:t>slave</w:t>
-      </w:r>
-      <w:r>
-        <w:rPr>
-          <w:rFonts w:hint="eastAsia"/>
-        </w:rPr>
-        <w:t>机器】</w:t>
-      </w:r>
-      <w:r>
-        <w:rPr>
-          <w:rFonts w:hint="eastAsia"/>
-        </w:rPr>
-        <w:tab/>
-      </w:r>
-      <w:r>
-        <w:rPr>
-          <w:rFonts w:hint="eastAsia"/>
-        </w:rPr>
-        <w:t>。</w:t>
-      </w:r>
-    </w:p>
-    <w:p>
-      <w:pPr>
-        <w:rPr>
-          <w:rFonts w:hint="eastAsia"/>
-        </w:rPr>
-      </w:pPr>
-      <w:r>
-        <w:rPr>
-          <w:rFonts w:hint="eastAsia"/>
-        </w:rPr>
-        <w:t xml:space="preserve">   </w:t>
-      </w:r>
-    </w:p>
-    <w:p>
-      <w:pPr>
-        <w:rPr>
-          <w:rFonts w:hint="eastAsia"/>
-        </w:rPr>
-      </w:pPr>
-      <w:r>
-        <w:rPr>
-          <w:rFonts w:hint="eastAsia"/>
-        </w:rPr>
-        <w:t>检查</w:t>
-      </w:r>
-      <w:r>
-        <w:rPr>
-          <w:rFonts w:hint="eastAsia"/>
-        </w:rPr>
-        <w:t>slave</w:t>
-      </w:r>
-      <w:r>
-        <w:rPr>
-          <w:rFonts w:hint="eastAsia"/>
-        </w:rPr>
-        <w:t>节点机器上是否有</w:t>
-      </w:r>
-      <w:r>
-        <w:rPr>
-          <w:rFonts w:hint="eastAsia"/>
-        </w:rPr>
-        <w:t>scons</w:t>
-      </w:r>
-      <w:r>
-        <w:rPr>
-          <w:rFonts w:hint="eastAsia"/>
-        </w:rPr>
-        <w:t>和</w:t>
-      </w:r>
-      <w:r>
-        <w:rPr>
-          <w:rFonts w:hint="eastAsia"/>
-        </w:rPr>
-        <w:t>make</w:t>
-      </w:r>
-      <w:r>
-        <w:rPr>
-          <w:rFonts w:hint="eastAsia"/>
-        </w:rPr>
-        <w:t>工具，没有的话要安装</w:t>
-      </w:r>
-    </w:p>
-    <w:p>
-      <w:pPr>
-        <w:rPr>
-          <w:rFonts w:hint="eastAsia"/>
-        </w:rPr>
-      </w:pPr>
-      <w:r>
-        <w:rPr>
-          <w:rFonts w:hint="eastAsia"/>
-        </w:rPr>
-        <w:t>这两个工具用于编译测试代码</w:t>
-      </w:r>
-    </w:p>
-    <w:p>
-      <w:pPr>
-        <w:rPr>
-          <w:rFonts w:hint="eastAsia"/>
-        </w:rPr>
-      </w:pPr>
-    </w:p>
-    <w:p>
-      <w:pPr>
-        <w:rPr>
-          <w:rFonts w:hint="eastAsia"/>
-        </w:rPr>
-      </w:pPr>
-    </w:p>
     <w:p>
       <w:pPr>
         <w:pStyle w:val="Heading2"/>
@@ -1519,15 +1717,11 @@
           <w:numId w:val="0"/>
         </w:numPr>
         <w:ind w:left="777"/>
-        <w:rPr>
-          <w:rFonts w:hint="eastAsia"/>
-        </w:rPr>
-      </w:pPr>
-      <w:r>
-        <w:rPr>
-          <w:rFonts w:hint="eastAsia"/>
-        </w:rPr>
-        <w:lastRenderedPageBreak/>
+      </w:pPr>
+      <w:r>
+        <w:rPr>
+          <w:rFonts w:hint="eastAsia"/>
+        </w:rPr>
         <w:t>编译</w:t>
       </w:r>
     </w:p>
@@ -1538,9 +1732,6 @@
           <w:ilvl w:val="0"/>
           <w:numId w:val="23"/>
         </w:numPr>
-        <w:rPr>
-          <w:rFonts w:hint="eastAsia"/>
-        </w:rPr>
       </w:pPr>
       <w:r>
         <w:rPr>
@@ -1556,11 +1747,6 @@
       </w:r>
     </w:p>
     <w:p>
-      <w:pPr>
-        <w:rPr>
-          <w:rFonts w:hint="eastAsia"/>
-        </w:rPr>
-      </w:pPr>
       <w:r>
         <w:rPr>
           <w:rFonts w:hint="eastAsia"/>
@@ -1592,9 +1778,6 @@
     <w:p>
       <w:pPr>
         <w:pStyle w:val="Heading3"/>
-        <w:rPr>
-          <w:rFonts w:hint="eastAsia"/>
-        </w:rPr>
       </w:pPr>
       <w:r>
         <w:rPr>
@@ -1610,11 +1793,6 @@
       </w:r>
     </w:p>
     <w:p>
-      <w:pPr>
-        <w:rPr>
-          <w:rFonts w:hint="eastAsia"/>
-        </w:rPr>
-      </w:pPr>
       <w:r>
         <w:rPr>
           <w:rFonts w:hint="eastAsia"/>
@@ -1643,9 +1821,6 @@
     <w:p>
       <w:pPr>
         <w:pStyle w:val="Heading3"/>
-        <w:rPr>
-          <w:rFonts w:hint="eastAsia"/>
-        </w:rPr>
       </w:pPr>
       <w:r>
         <w:rPr>
@@ -1674,11 +1849,6 @@
     </w:p>
     <w:p/>
     <w:p>
-      <w:pPr>
-        <w:rPr>
-          <w:rFonts w:hint="eastAsia"/>
-        </w:rPr>
-      </w:pPr>
       <w:r>
         <w:rPr>
           <w:rFonts w:hint="eastAsia"/>
@@ -1731,14 +1901,12 @@
     <w:p>
       <w:pPr>
         <w:pStyle w:val="Heading3"/>
-        <w:rPr>
-          <w:rFonts w:hint="eastAsia"/>
-        </w:rPr>
-      </w:pPr>
-      <w:r>
-        <w:rPr>
-          <w:rFonts w:hint="eastAsia"/>
-        </w:rPr>
+      </w:pPr>
+      <w:r>
+        <w:rPr>
+          <w:rFonts w:hint="eastAsia"/>
+        </w:rPr>
+        <w:lastRenderedPageBreak/>
         <w:t>准备</w:t>
       </w:r>
       <w:r>
@@ -1755,11 +1923,6 @@
       </w:r>
     </w:p>
     <w:p>
-      <w:pPr>
-        <w:rPr>
-          <w:rFonts w:hint="eastAsia"/>
-        </w:rPr>
-      </w:pPr>
       <w:r>
         <w:rPr>
           <w:rFonts w:hint="eastAsia"/>
@@ -2788,7 +2951,7 @@
   <w:abstractNum w:abstractNumId="10">
     <w:nsid w:val="589E00D2"/>
     <w:multiLevelType w:val="hybridMultilevel"/>
-    <w:tmpl w:val="712282AA"/>
+    <w:tmpl w:val="7464C31A"/>
     <w:lvl w:ilvl="0" w:tplc="C4BE6AC0">
       <w:start w:val="1"/>
       <w:numFmt w:val="decimal"/>
@@ -3200,6 +3363,12 @@
     </w:lvlOverride>
   </w:num>
   <w:num w:numId="23">
+    <w:abstractNumId w:val="10"/>
+    <w:lvlOverride w:ilvl="0">
+      <w:startOverride w:val="1"/>
+    </w:lvlOverride>
+  </w:num>
+  <w:num w:numId="24">
     <w:abstractNumId w:val="10"/>
     <w:lvlOverride w:ilvl="0">
       <w:startOverride w:val="1"/>

--- a/internal_doc/add_new_machine.docx
+++ b/internal_doc/add_new_machine.docx
@@ -612,6 +612,9 @@
       <w:r>
         <w:t>export CLASSPATH=.:$JAVA_HOME/lib/dt.jar:$JAVA_HOME/lib/tools.jar</w:t>
       </w:r>
+      <w:r>
+        <w:t>:$CLASSPATH</w:t>
+      </w:r>
     </w:p>
     <w:p>
       <w:r>
@@ -642,11 +645,6 @@
       </w:r>
     </w:p>
     <w:p>
-      <w:pPr>
-        <w:rPr>
-          <w:rFonts w:hint="eastAsia"/>
-        </w:rPr>
-      </w:pPr>
       <w:r>
         <w:rPr>
           <w:rFonts w:hint="eastAsia"/>
@@ -711,9 +709,6 @@
     <w:p>
       <w:pPr>
         <w:pStyle w:val="Heading3"/>
-        <w:rPr>
-          <w:rFonts w:hint="eastAsia"/>
-        </w:rPr>
       </w:pPr>
       <w:r>
         <w:rPr>
@@ -762,11 +757,6 @@
     </w:p>
     <w:p/>
     <w:p>
-      <w:pPr>
-        <w:rPr>
-          <w:rFonts w:hint="eastAsia"/>
-        </w:rPr>
-      </w:pPr>
       <w:r>
         <w:rPr>
           <w:rFonts w:hint="eastAsia"/>
@@ -835,11 +825,6 @@
       </w:r>
     </w:p>
     <w:p>
-      <w:pPr>
-        <w:rPr>
-          <w:rFonts w:hint="eastAsia"/>
-        </w:rPr>
-      </w:pPr>
       <w:r>
         <w:rPr>
           <w:rFonts w:hint="eastAsia"/>
@@ -908,11 +893,6 @@
       </w:r>
     </w:p>
     <w:p>
-      <w:pPr>
-        <w:rPr>
-          <w:rFonts w:hint="eastAsia"/>
-        </w:rPr>
-      </w:pPr>
       <w:r>
         <w:rPr>
           <w:rFonts w:hint="eastAsia"/>
@@ -1394,7 +1374,13 @@
     </w:p>
     <w:p>
       <w:r>
-        <w:t>CLASSPATH="/usr/local/staf/lib/STAFAnt.jar:${CLASSPATH}"</w:t>
+        <w:t>CLASSPATH="/usr/local/staf/lib/STAFAnt.jar</w:t>
+      </w:r>
+      <w:r>
+        <w:t>:/usr/local/staf/samples/demo/STAFDemo.jar:/usr/local/staf/lib/JSTAF.jar</w:t>
+      </w:r>
+      <w:r>
+        <w:t>:${CLASSPATH}"</w:t>
       </w:r>
     </w:p>
     <w:p/>
@@ -1559,6 +1545,7 @@
         <w:rPr>
           <w:rFonts w:hint="eastAsia"/>
         </w:rPr>
+        <w:lastRenderedPageBreak/>
         <w:t>在配置文件</w:t>
       </w:r>
       <w:r>
@@ -1576,7 +1563,6 @@
     </w:p>
     <w:p>
       <w:r>
-        <w:lastRenderedPageBreak/>
         <w:t>#&lt;domain&gt;      &lt;type&gt;    &lt;item&gt;     &lt;value&gt;</w:t>
       </w:r>
     </w:p>
